--- a/projects/valuepickr-open-screen/docs/Arihant Foundations and Housing.docx
+++ b/projects/valuepickr-open-screen/docs/Arihant Foundations and Housing.docx
@@ -3588,6 +3588,179 @@
           <w:szCs w:val="18"/>
         </w:rPr>
         <w:t xml:space="preserve">This is independent research and analysis for informational purposes only, not personalized financial or investment advice. Past multi-bagger performance and forum/social sentiment are not indicators of future returns. Do your own due diligence before investing.</w:t>
+      </w:r>
+    </w:p>
+    <w:p/>
+    <w:p>
+      <w:r>
+        <w:rPr>
+          <w:b/>
+          <w:sz w:val="28"/>
+        </w:rPr>
+        <w:t>🔄 RESEARCH UPDATE - 2026-10-05</w:t>
+      </w:r>
+    </w:p>
+    <w:p>
+      <w:r>
+        <w:rPr>
+          <w:b/>
+        </w:rPr>
+        <w:t>📊 Key Metrics:</w:t>
+      </w:r>
+    </w:p>
+    <w:p>
+      <w:pPr>
+        <w:ind w:left="360"/>
+      </w:pPr>
+      <w:r>
+        <w:t xml:space="preserve">  • Company: Arihant Foundations and Housing</w:t>
+      </w:r>
+    </w:p>
+    <w:p>
+      <w:pPr>
+        <w:ind w:left="360"/>
+      </w:pPr>
+      <w:r>
+        <w:t xml:space="preserve">  • Conviction: Medium</w:t>
+      </w:r>
+    </w:p>
+    <w:p>
+      <w:pPr>
+        <w:ind w:left="360"/>
+      </w:pPr>
+      <w:r>
+        <w:t xml:space="preserve">  • Thesis: 10x-in-2-3-years</w:t>
+      </w:r>
+    </w:p>
+    <w:p>
+      <w:pPr>
+        <w:ind w:left="360"/>
+      </w:pPr>
+      <w:r>
+        <w:t xml:space="preserve">  • 4-Box Score: 3.5</w:t>
+      </w:r>
+    </w:p>
+    <w:p>
+      <w:pPr>
+        <w:ind w:left="360"/>
+      </w:pPr>
+      <w:r>
+        <w:t xml:space="preserve">  • Research Date: 2026-10-01</w:t>
+      </w:r>
+    </w:p>
+    <w:p>
+      <w:pPr>
+        <w:ind w:left="360"/>
+      </w:pPr>
+      <w:r>
+        <w:t xml:space="preserve">  • Red Flag: CLEAR</w:t>
+      </w:r>
+    </w:p>
+    <w:p/>
+    <w:p>
+      <w:r>
+        <w:rPr>
+          <w:b/>
+        </w:rPr>
+        <w:t>📝 Verdict:</w:t>
+      </w:r>
+    </w:p>
+    <w:p>
+      <w:pPr>
+        <w:ind w:left="360"/>
+      </w:pPr>
+      <w:r>
+        <w:t>Rs5,000cr-GDV Prestige JV dwarfs the current Rs928cr market cap, but it is unconfirmed and funded by a sharp recent rise in leverage</w:t>
+      </w:r>
+    </w:p>
+    <w:p/>
+    <w:p>
+      <w:r>
+        <w:rPr>
+          <w:b/>
+        </w:rPr>
+        <w:t>📈 Bull Case:</w:t>
+      </w:r>
+    </w:p>
+    <w:p>
+      <w:pPr>
+        <w:ind w:left="360"/>
+      </w:pPr>
+      <w:r>
+        <w:t>Prestige Estates JV (Canopy Living LLP) for a 16.33-acre Padi parcel carries ~Rs5,000cr GDV potential — multiples of AFHL's Rs928cr market cap and Rs420cr FY26 revenue, not yet reflected in the share price (13.6x trailing P/E vs a 24-56x peer range)</w:t>
+      </w:r>
+    </w:p>
+    <w:p>
+      <w:pPr>
+        <w:ind w:left="360"/>
+      </w:pPr>
+      <w:r>
+        <w:t>FY26 record pre-sales of Rs513.70cr (+28% YoY) and Q1 FY27 pre-sales +69% YoY show real, accelerating demand, not just a one-off project handover</w:t>
+      </w:r>
+    </w:p>
+    <w:p>
+      <w:pPr>
+        <w:ind w:left="360"/>
+      </w:pPr>
+      <w:r>
+        <w:t>Marquee strategic investors (Madhusudan Kela's Lotus Family Trust, CaratLane founders) backed a Rs109cr preferential raise at Rs480/share in Nov-2024 — since re-rated to Rs894, a vote of confidence from sophisticated capital</w:t>
+      </w:r>
+    </w:p>
+    <w:p>
+      <w:pPr>
+        <w:ind w:left="360"/>
+      </w:pPr>
+      <w:r>
+        <w:t>ROCE improved from 1% (FY20) to a 16-20% range (FY25-26) as the JDA-led project pipeline scaled; working-capital days fell sharply (324 -&gt; 79) even as revenue nearly quadrupled</w:t>
+      </w:r>
+    </w:p>
+    <w:p/>
+    <w:p>
+      <w:r>
+        <w:rPr>
+          <w:b/>
+        </w:rPr>
+        <w:t>📉 Bear Case:</w:t>
+      </w:r>
+    </w:p>
+    <w:p>
+      <w:pPr>
+        <w:ind w:left="360"/>
+      </w:pPr>
+      <w:r>
+        <w:t>Borrowings more than tripled in FY26 (Rs149cr -&gt; Rs478cr) against a net worth of only ~Rs371cr — net debt/EBITDA around ~4.9x is meaningfully leveraged for a project-based developer, funding a JV payoff that is still years away</w:t>
+      </w:r>
+    </w:p>
+    <w:p>
+      <w:pPr>
+        <w:ind w:left="360"/>
+      </w:pPr>
+      <w:r>
+        <w:t>OPM swung from 31% (FY25) to 23% (FY26) to as low as 8% in a single quarter (Mar-26) — analysts have independently flagged margin compression; earnings quality is project-completion-timing-dependent, not a clean operating-leverage story</w:t>
+      </w:r>
+    </w:p>
+    <w:p>
+      <w:pPr>
+        <w:ind w:left="360"/>
+      </w:pPr>
+      <w:r>
+        <w:t>95% of projects are Joint Development Agreements — Arihant does not own the underlying land outright, capping the economics it captures and leaving limited structural moat versus other JDA-model Chennai developers</w:t>
+      </w:r>
+    </w:p>
+    <w:p>
+      <w:pPr>
+        <w:ind w:left="360"/>
+      </w:pPr>
+      <w:r>
+        <w:t>Zero dividend payout despite several consecutive profitable years</w:t>
+      </w:r>
+    </w:p>
+    <w:p>
+      <w:pPr>
+        <w:ind w:left="360"/>
+      </w:pPr>
+      <w:r>
+        <w:t>Management itself flagged slower project conversions in Q1 FY27 due to a 'cautious buying environment' and Tamil Nadu state elections — a near-term demand risk</w:t>
       </w:r>
     </w:p>
     <w:sectPr>
